--- a/GutDys_Project_Report.docx
+++ b/GutDys_Project_Report.docx
@@ -274,7 +274,7 @@
           <w:sz w:val="24"/>
           <w:szCs w:val="24"/>
         </w:rPr>
-        <w:t xml:space="preserve">The gut microbiome is increasingly implicated in women's reproductive and metabolic disorders through the estrobolome, the bacterial community that regulates enterohepatic estrogen recycling via β-glucuronidase. This project asks whether gut bacterial composition, measured by 16S rRNA sequencing, can classify healthy controls against women with polycystic ovary syndrome (PCOS) and against women with endometriosis. Two matched, leakage-controlled machine-learning pipelines were built over real public sequencing cohorts: PCOS (two stool studies, n = 91) and endometriosis (gut samples from two studies, n = 129). Each pipeline performs QIIME2/DADA2 denoising, SILVA-138 taxonomy and PICRUSt2 functional prediction, followed by a scikit-learn model that keeps all preprocessing inside cross-validation. The PCOS model reached a within-cohort test AUC of 0.79, but a batch diagnostic showed most features separate the source studies better than the disease. The endometriosis model reached a within-cohort AUC of 0.77 after a bioinformatics correction, yet its leave-one-study-out (cross-cohort) AUC remained 0.52, i.e. chance. The central finding is therefore methodological and honest: a weak, partly literature-consistent signal is detectable within a cohort, but does not replicate across independent cohorts at this scale, and study/batch effects dominate. The work's contribution is a rigorous, reproducible framework that surfaces these confounds rather than reporting inflated performance.</w:t>
+        <w:t xml:space="preserve">The gut microbiome is increasingly implicated in women's reproductive and metabolic disorders through the estrobolome, the bacterial community that regulates enterohepatic estrogen recycling via β-glucuronidase. This project asks whether gut bacterial composition, measured by 16S rRNA sequencing, can classify healthy controls against women with polycystic ovary syndrome (PCOS) and against women with endometriosis. Two matched, leakage-controlled machine-learning pipelines were built over real public sequencing cohorts: PCOS (two stool studies, n = 91) and endometriosis (gut samples from two studies, n = 129). Each pipeline performs QIIME2/DADA2 denoising, SILVA-138 taxonomy and PICRUSt2 functional prediction, followed by a scikit-learn model that keeps all preprocessing inside cross-validation. The PCOS model reached a within-cohort test AUC of 0.79, but a batch diagnostic showed most features separate the source studies better than the disease. The endometriosis model reached a within-cohort AUC of 0.77 after a bioinformatics correction, yet its leave-one-study-out (cross-cohort) AUC remained 0.52, i.e. chance. The central finding is therefore methodological: a weak, partly literature-consistent signal is detectable within a cohort, but does not replicate across independent cohorts at this scale, and study/batch effects dominate. The work's contribution is a rigorous, reproducible framework that surfaces these confounds rather than reporting inflated performance.</w:t>
       </w:r>
     </w:p>
     <w:p>
@@ -1875,7 +1875,7 @@
           <w:sz w:val="24"/>
           <w:szCs w:val="24"/>
         </w:rPr>
-        <w:t xml:space="preserve">for each feature the ability to predict the source study is compared with its ability to predict diagnosis; for endometriosis an explicit leave-one-study-out (LOSO) evaluation trains on one cohort and tests on the other, giving an honest cross-cohort estimate.</w:t>
+        <w:t xml:space="preserve">for each feature the ability to predict the source study is compared with its ability to predict diagnosis; for endometriosis an explicit leave-one-study-out (LOSO) evaluation trains on one cohort and tests on the other, giving a cross-cohort estimate.</w:t>
       </w:r>
     </w:p>
     <w:p>
@@ -1907,7 +1907,7 @@
           <w:sz w:val="24"/>
           <w:szCs w:val="24"/>
         </w:rPr>
-        <w:t xml:space="preserve">Performance is reported as accuracy, balanced accuracy, F1 and ROC-AUC on the untouched test set, and — crucially — as cross-cohort LOSO AUC, which is treated as the honest generalisation metric. Model behaviour is explained globally with SHAP (mean absolute Shapley values across taxa) and locally with LIME for individual samples, and the resulting taxon rankings are compared against published disease associations.</w:t>
+        <w:t xml:space="preserve">Performance is reported as accuracy, balanced accuracy, F1 and ROC-AUC on the untouched test set, and — crucially — as cross-cohort LOSO AUC, which is treated as the primary generalisation metric. Model behaviour is explained globally with SHAP (mean absolute Shapley values across taxa) and locally with LIME for individual samples, and the resulting taxon rankings are compared against published disease associations.</w:t>
       </w:r>
     </w:p>
     <w:p>
@@ -2746,7 +2746,7 @@
           <w:sz w:val="24"/>
           <w:szCs w:val="24"/>
         </w:rPr>
-        <w:t xml:space="preserve"> — a clear improvement over the pre-correction run (AUC 0.68), confirming that much of the earlier poor result was a data-quality artefact rather than absence of signal. However, the honest cross-cohort metric tells a different story (Table 3).</w:t>
+        <w:t xml:space="preserve"> — a clear improvement over the pre-correction run (AUC 0.68), confirming that much of the earlier poor result was a data-quality artefact rather than absence of signal. However, the cross-cohort metric tells a different story (Table 3).</w:t>
       </w:r>
     </w:p>
     <w:p>
@@ -3089,7 +3089,7 @@
                 <w:sz w:val="20"/>
                 <w:szCs w:val="20"/>
               </w:rPr>
-              <w:t xml:space="preserve">LOSO mean (honest)</w:t>
+              <w:t xml:space="preserve">LOSO mean (cross-cohort)</w:t>
             </w:r>
           </w:p>
         </w:tc>
@@ -3486,7 +3486,7 @@
           <w:sz w:val="24"/>
           <w:szCs w:val="24"/>
         </w:rPr>
-        <w:t xml:space="preserve"> functional potential rather than a measured enzyme activity. The honest conclusion for both diseases is that a transferable, clinically meaningful gut-microbial classifier is not demonstrated at this sample size, and that rigorous cross-cohort evaluation and batch handling are prerequisites before any such claim.</w:t>
+        <w:t xml:space="preserve"> functional potential rather than a measured enzyme activity. The conclusion for both diseases is that a transferable, clinically meaningful gut-microbial classifier is not demonstrated at this sample size, and that rigorous cross-cohort evaluation and batch handling are prerequisites before any such claim.</w:t>
       </w:r>
     </w:p>
     <w:p>
@@ -3704,7 +3704,7 @@
           <w:sz w:val="24"/>
           <w:szCs w:val="24"/>
         </w:rPr>
-        <w:t xml:space="preserve">Two matched, leakage-controlled machine-learning pipelines were developed to classify PCOS and endometriosis from real gut 16S microbiome data. Both achieve modest within-cohort discrimination (AUC 0.77–0.79) with partly literature-consistent driver taxa, but neither generalises across independent cohorts (endometriosis LOSO AUC 0.52; most PCOS features are study markers). The project's main value is methodological: a reproducible framework that quantifies and exposes study/batch confounding instead of concealing it behind an inflated headline number. This provides an honest baseline and a clear path — larger, batch-corrected, cross-validated cohorts — toward a genuinely transferable estrobolome-based classifier.</w:t>
+        <w:t xml:space="preserve">Two matched, leakage-controlled machine-learning pipelines were developed to classify PCOS and endometriosis from real gut 16S microbiome data. Both achieve modest within-cohort discrimination (AUC 0.77–0.79) with partly literature-consistent driver taxa, but neither generalises across independent cohorts (endometriosis LOSO AUC 0.52; most PCOS features are study markers). The project's main value is methodological: a reproducible framework that quantifies and exposes study/batch confounding instead of concealing it behind an inflated headline number. This provides a rigorous baseline and a clear path — larger, batch-corrected, cross-validated cohorts — toward a genuinely transferable estrobolome-based classifier.</w:t>
       </w:r>
     </w:p>
     <w:p>
